--- a/template_padrao.docx
+++ b/template_padrao.docx
@@ -15,6 +15,385 @@
           <w:rtl w:val="0"/>
         </w:rPr>
         <w:t xml:space="preserve">Contrato de Prestação de Serviço</w:t>
+      </w:r>
+      <w:r>
+        <w:rPr>
+          <w:rtl w:val="0"/>
+        </w:rPr>
+      </w:r>
+    </w:p>
+    <w:p>
+      <w:pPr>
+        <w:rPr/>
+      </w:pPr>
+      <w:r>
+        <w:rPr/>
+        <mc:AlternateContent>
+          <mc:Choice Requires="wpg">
+            <w:drawing>
+              <wp:inline distB="114300" distT="114300" distL="114300" distR="114300">
+                <wp:extent cx="5731200" cy="1002767"/>
+                <wp:effectExtent b="0" l="0" r="0" t="0"/>
+                <wp:docPr id="2" name=""/>
+                <a:graphic>
+                  <a:graphicData uri="http://schemas.microsoft.com/office/word/2010/wordprocessingShape">
+                    <wps:wsp>
+                      <wps:cNvSpPr/>
+                      <wps:cNvPr id="2" name="Shape 2"/>
+                      <wps:spPr>
+                        <a:xfrm>
+                          <a:off x="78700" y="337950"/>
+                          <a:ext cx="7054800" cy="1218000"/>
+                        </a:xfrm>
+                        <a:prstGeom prst="roundRect">
+                          <a:avLst>
+                            <a:gd fmla="val 16667" name="adj"/>
+                          </a:avLst>
+                        </a:prstGeom>
+                        <a:solidFill>
+                          <a:srgbClr val="CFE2F3"/>
+                        </a:solidFill>
+                        <a:ln cap="flat" cmpd="sng" w="9525">
+                          <a:solidFill>
+                            <a:srgbClr val="000000"/>
+                          </a:solidFill>
+                          <a:prstDash val="solid"/>
+                          <a:round/>
+                          <a:headEnd len="sm" w="sm" type="none"/>
+                          <a:tailEnd len="sm" w="sm" type="none"/>
+                        </a:ln>
+                      </wps:spPr>
+                      <wps:txbx>
+                        <w:txbxContent>
+                          <w:p>
+                            <w:pPr>
+                              <w:spacing w:after="0" w:before="0" w:line="240"/>
+                              <w:ind w:left="0" w:right="0" w:firstLine="0"/>
+                              <w:jc w:val="left"/>
+                              <w:textDirection w:val="btLr"/>
+                            </w:pPr>
+                            <w:r>
+                              <w:rPr>
+                                <w:rFonts w:ascii="Arial" w:cs="Arial" w:eastAsia="Arial" w:hAnsi="Arial"/>
+                                <w:b w:val="0"/>
+                                <w:i w:val="0"/>
+                                <w:smallCaps w:val="0"/>
+                                <w:strike w:val="0"/>
+                                <w:color w:val="000000"/>
+                                <w:sz w:val="22"/>
+                                <w:vertAlign w:val="baseline"/>
+                              </w:rPr>
+                              <w:t xml:space="preserve">Contratante: </w:t>
+                            </w:r>
+                            <w:r>
+                              <w:rPr>
+                                <w:rFonts w:ascii="Roboto Mono" w:cs="Roboto Mono" w:eastAsia="Roboto Mono" w:hAnsi="Roboto Mono"/>
+                                <w:b w:val="0"/>
+                                <w:i w:val="0"/>
+                                <w:smallCaps w:val="0"/>
+                                <w:strike w:val="0"/>
+                                <w:color w:val="188038"/>
+                                <w:sz w:val="22"/>
+                                <w:vertAlign w:val="baseline"/>
+                              </w:rPr>
+                              <w:t xml:space="preserve">{{nome_contratante}}</w:t>
+                            </w:r>
+                            <w:r>
+                              <w:rPr>
+                                <w:rFonts w:ascii="Arial" w:cs="Arial" w:eastAsia="Arial" w:hAnsi="Arial"/>
+                                <w:b w:val="0"/>
+                                <w:i w:val="0"/>
+                                <w:smallCaps w:val="0"/>
+                                <w:strike w:val="0"/>
+                                <w:color w:val="000000"/>
+                                <w:sz w:val="22"/>
+                                <w:vertAlign w:val="baseline"/>
+                              </w:rPr>
+                              <w:t xml:space="preserve"> </w:t>
+                            </w:r>
+                          </w:p>
+                          <w:p>
+                            <w:pPr>
+                              <w:spacing w:after="0" w:before="0" w:line="240"/>
+                              <w:ind w:left="0" w:right="0" w:firstLine="0"/>
+                              <w:jc w:val="left"/>
+                              <w:textDirection w:val="btLr"/>
+                            </w:pPr>
+                            <w:r>
+                              <w:rPr>
+                                <w:rFonts w:ascii="Arial" w:cs="Arial" w:eastAsia="Arial" w:hAnsi="Arial"/>
+                                <w:b w:val="0"/>
+                                <w:i w:val="0"/>
+                                <w:smallCaps w:val="0"/>
+                                <w:strike w:val="0"/>
+                                <w:color w:val="000000"/>
+                                <w:sz w:val="22"/>
+                                <w:vertAlign w:val="baseline"/>
+                              </w:rPr>
+                            </w:r>
+                            <w:r>
+                              <w:rPr>
+                                <w:rFonts w:ascii="Arial" w:cs="Arial" w:eastAsia="Arial" w:hAnsi="Arial"/>
+                                <w:b w:val="0"/>
+                                <w:i w:val="0"/>
+                                <w:smallCaps w:val="0"/>
+                                <w:strike w:val="0"/>
+                                <w:color w:val="000000"/>
+                                <w:sz w:val="22"/>
+                                <w:vertAlign w:val="baseline"/>
+                              </w:rPr>
+                              <w:t xml:space="preserve">CNPJ: </w:t>
+                            </w:r>
+                            <w:r>
+                              <w:rPr>
+                                <w:rFonts w:ascii="Roboto Mono" w:cs="Roboto Mono" w:eastAsia="Roboto Mono" w:hAnsi="Roboto Mono"/>
+                                <w:b w:val="0"/>
+                                <w:i w:val="0"/>
+                                <w:smallCaps w:val="0"/>
+                                <w:strike w:val="0"/>
+                                <w:color w:val="188038"/>
+                                <w:sz w:val="22"/>
+                                <w:vertAlign w:val="baseline"/>
+                              </w:rPr>
+                              <w:t xml:space="preserve">{{cnpj_contratante}}</w:t>
+                            </w:r>
+                            <w:r>
+                              <w:rPr>
+                                <w:rFonts w:ascii="Arial" w:cs="Arial" w:eastAsia="Arial" w:hAnsi="Arial"/>
+                                <w:b w:val="0"/>
+                                <w:i w:val="0"/>
+                                <w:smallCaps w:val="0"/>
+                                <w:strike w:val="0"/>
+                                <w:color w:val="000000"/>
+                                <w:sz w:val="22"/>
+                                <w:vertAlign w:val="baseline"/>
+                              </w:rPr>
+                              <w:t xml:space="preserve"> </w:t>
+                            </w:r>
+                          </w:p>
+                          <w:p>
+                            <w:pPr>
+                              <w:spacing w:after="0" w:before="0" w:line="240"/>
+                              <w:ind w:left="0" w:right="0" w:firstLine="0"/>
+                              <w:jc w:val="left"/>
+                              <w:textDirection w:val="btLr"/>
+                            </w:pPr>
+                            <w:r>
+                              <w:rPr>
+                                <w:rFonts w:ascii="Arial" w:cs="Arial" w:eastAsia="Arial" w:hAnsi="Arial"/>
+                                <w:b w:val="0"/>
+                                <w:i w:val="0"/>
+                                <w:smallCaps w:val="0"/>
+                                <w:strike w:val="0"/>
+                                <w:color w:val="000000"/>
+                                <w:sz w:val="22"/>
+                                <w:vertAlign w:val="baseline"/>
+                              </w:rPr>
+                            </w:r>
+                            <w:r>
+                              <w:rPr>
+                                <w:rFonts w:ascii="Arial" w:cs="Arial" w:eastAsia="Arial" w:hAnsi="Arial"/>
+                                <w:b w:val="0"/>
+                                <w:i w:val="0"/>
+                                <w:smallCaps w:val="0"/>
+                                <w:strike w:val="0"/>
+                                <w:color w:val="000000"/>
+                                <w:sz w:val="22"/>
+                                <w:vertAlign w:val="baseline"/>
+                              </w:rPr>
+                              <w:t xml:space="preserve">Endereço: </w:t>
+                            </w:r>
+                            <w:r>
+                              <w:rPr>
+                                <w:rFonts w:ascii="Roboto Mono" w:cs="Roboto Mono" w:eastAsia="Roboto Mono" w:hAnsi="Roboto Mono"/>
+                                <w:b w:val="0"/>
+                                <w:i w:val="0"/>
+                                <w:smallCaps w:val="0"/>
+                                <w:strike w:val="0"/>
+                                <w:color w:val="188038"/>
+                                <w:sz w:val="22"/>
+                                <w:vertAlign w:val="baseline"/>
+                              </w:rPr>
+                              <w:t xml:space="preserve">{{endereco_contratante}}</w:t>
+                            </w:r>
+                            <w:r>
+                              <w:rPr>
+                                <w:rFonts w:ascii="Arial" w:cs="Arial" w:eastAsia="Arial" w:hAnsi="Arial"/>
+                                <w:b w:val="0"/>
+                                <w:i w:val="0"/>
+                                <w:smallCaps w:val="0"/>
+                                <w:strike w:val="0"/>
+                                <w:color w:val="000000"/>
+                                <w:sz w:val="22"/>
+                                <w:vertAlign w:val="baseline"/>
+                              </w:rPr>
+                              <w:t xml:space="preserve"> </w:t>
+                            </w:r>
+                          </w:p>
+                          <w:p>
+                            <w:pPr>
+                              <w:spacing w:after="0" w:before="0" w:line="240"/>
+                              <w:ind w:left="0" w:right="0" w:firstLine="0"/>
+                              <w:jc w:val="left"/>
+                              <w:textDirection w:val="btLr"/>
+                            </w:pPr>
+                            <w:r>
+                              <w:rPr>
+                                <w:rFonts w:ascii="Arial" w:cs="Arial" w:eastAsia="Arial" w:hAnsi="Arial"/>
+                                <w:b w:val="0"/>
+                                <w:i w:val="0"/>
+                                <w:smallCaps w:val="0"/>
+                                <w:strike w:val="0"/>
+                                <w:color w:val="000000"/>
+                                <w:sz w:val="22"/>
+                                <w:vertAlign w:val="baseline"/>
+                              </w:rPr>
+                            </w:r>
+                            <w:r>
+                              <w:rPr>
+                                <w:rFonts w:ascii="Arial" w:cs="Arial" w:eastAsia="Arial" w:hAnsi="Arial"/>
+                                <w:b w:val="0"/>
+                                <w:i w:val="0"/>
+                                <w:smallCaps w:val="0"/>
+                                <w:strike w:val="0"/>
+                                <w:color w:val="000000"/>
+                                <w:sz w:val="22"/>
+                                <w:vertAlign w:val="baseline"/>
+                              </w:rPr>
+                              <w:t xml:space="preserve">Representante: </w:t>
+                            </w:r>
+                            <w:r>
+                              <w:rPr>
+                                <w:rFonts w:ascii="Roboto Mono" w:cs="Roboto Mono" w:eastAsia="Roboto Mono" w:hAnsi="Roboto Mono"/>
+                                <w:b w:val="0"/>
+                                <w:i w:val="0"/>
+                                <w:smallCaps w:val="0"/>
+                                <w:strike w:val="0"/>
+                                <w:color w:val="188038"/>
+                                <w:sz w:val="22"/>
+                                <w:vertAlign w:val="baseline"/>
+                              </w:rPr>
+                              <w:t xml:space="preserve">{{repr_contratante}}</w:t>
+                            </w:r>
+                            <w:r>
+                              <w:rPr>
+                                <w:rFonts w:ascii="Arial" w:cs="Arial" w:eastAsia="Arial" w:hAnsi="Arial"/>
+                                <w:b w:val="0"/>
+                                <w:i w:val="0"/>
+                                <w:smallCaps w:val="0"/>
+                                <w:strike w:val="0"/>
+                                <w:color w:val="000000"/>
+                                <w:sz w:val="22"/>
+                                <w:vertAlign w:val="baseline"/>
+                              </w:rPr>
+                              <w:t xml:space="preserve"> </w:t>
+                            </w:r>
+                          </w:p>
+                          <w:p>
+                            <w:pPr>
+                              <w:spacing w:after="0" w:before="0" w:line="240"/>
+                              <w:ind w:left="0" w:right="0" w:firstLine="0"/>
+                              <w:jc w:val="left"/>
+                              <w:textDirection w:val="btLr"/>
+                            </w:pPr>
+                            <w:r>
+                              <w:rPr>
+                                <w:rFonts w:ascii="Arial" w:cs="Arial" w:eastAsia="Arial" w:hAnsi="Arial"/>
+                                <w:b w:val="0"/>
+                                <w:i w:val="0"/>
+                                <w:smallCaps w:val="0"/>
+                                <w:strike w:val="0"/>
+                                <w:color w:val="000000"/>
+                                <w:sz w:val="22"/>
+                                <w:vertAlign w:val="baseline"/>
+                              </w:rPr>
+                            </w:r>
+                            <w:r>
+                              <w:rPr>
+                                <w:rFonts w:ascii="Arial" w:cs="Arial" w:eastAsia="Arial" w:hAnsi="Arial"/>
+                                <w:b w:val="0"/>
+                                <w:i w:val="0"/>
+                                <w:smallCaps w:val="0"/>
+                                <w:strike w:val="0"/>
+                                <w:color w:val="000000"/>
+                                <w:sz w:val="22"/>
+                                <w:vertAlign w:val="baseline"/>
+                              </w:rPr>
+                              <w:t xml:space="preserve">(CPF: </w:t>
+                            </w:r>
+                            <w:r>
+                              <w:rPr>
+                                <w:rFonts w:ascii="Roboto Mono" w:cs="Roboto Mono" w:eastAsia="Roboto Mono" w:hAnsi="Roboto Mono"/>
+                                <w:b w:val="0"/>
+                                <w:i w:val="0"/>
+                                <w:smallCaps w:val="0"/>
+                                <w:strike w:val="0"/>
+                                <w:color w:val="188038"/>
+                                <w:sz w:val="22"/>
+                                <w:vertAlign w:val="baseline"/>
+                              </w:rPr>
+                              <w:t xml:space="preserve">{{cpf_repr_contratante}}</w:t>
+                            </w:r>
+                            <w:r>
+                              <w:rPr>
+                                <w:rFonts w:ascii="Arial" w:cs="Arial" w:eastAsia="Arial" w:hAnsi="Arial"/>
+                                <w:b w:val="0"/>
+                                <w:i w:val="0"/>
+                                <w:smallCaps w:val="0"/>
+                                <w:strike w:val="0"/>
+                                <w:color w:val="000000"/>
+                                <w:sz w:val="22"/>
+                                <w:vertAlign w:val="baseline"/>
+                              </w:rPr>
+                              <w:t xml:space="preserve">) </w:t>
+                            </w:r>
+                          </w:p>
+                        </w:txbxContent>
+                      </wps:txbx>
+                      <wps:bodyPr anchorCtr="0" anchor="t" bIns="91425" lIns="91425" spcFirstLastPara="1" rIns="91425" wrap="square" tIns="91425">
+                        <a:noAutofit/>
+                      </wps:bodyPr>
+                    </wps:wsp>
+                  </a:graphicData>
+                </a:graphic>
+              </wp:inline>
+            </w:drawing>
+          </mc:Choice>
+          <mc:Fallback>
+            <w:drawing>
+              <wp:inline distB="114300" distT="114300" distL="114300" distR="114300">
+                <wp:extent cx="5731200" cy="1002767"/>
+                <wp:effectExtent b="0" l="0" r="0" t="0"/>
+                <wp:docPr id="2" name="image2.png"/>
+                <a:graphic>
+                  <a:graphicData uri="http://schemas.openxmlformats.org/drawingml/2006/picture">
+                    <pic:pic>
+                      <pic:nvPicPr>
+                        <pic:cNvPr id="0" name="image2.png"/>
+                        <pic:cNvPicPr preferRelativeResize="0"/>
+                      </pic:nvPicPr>
+                      <pic:blipFill>
+                        <a:blip r:embed="rId6"/>
+                        <a:srcRect/>
+                        <a:stretch>
+                          <a:fillRect/>
+                        </a:stretch>
+                      </pic:blipFill>
+                      <pic:spPr>
+                        <a:xfrm>
+                          <a:off x="0" y="0"/>
+                          <a:ext cx="5731200" cy="1002767"/>
+                        </a:xfrm>
+                        <a:prstGeom prst="rect"/>
+                        <a:ln/>
+                      </pic:spPr>
+                    </pic:pic>
+                  </a:graphicData>
+                </a:graphic>
+              </wp:inline>
+            </w:drawing>
+          </mc:Fallback>
+        </mc:AlternateContent>
       </w:r>
       <w:r>
         <w:rPr>
@@ -80,36 +459,376 @@
                                 <w:smallCaps w:val="0"/>
                                 <w:strike w:val="0"/>
                                 <w:color w:val="000000"/>
-                                <w:sz w:val="28"/>
-                                <w:vertAlign w:val="baseline"/>
-                              </w:rPr>
-                              <w:t xml:space="preserve">Contratante:</w:t>
-                            </w:r>
-                            <w:r>
-                              <w:rPr>
-                                <w:rFonts w:ascii="Arial" w:cs="Arial" w:eastAsia="Arial" w:hAnsi="Arial"/>
-                                <w:b w:val="0"/>
-                                <w:i w:val="0"/>
-                                <w:smallCaps w:val="0"/>
-                                <w:strike w:val="0"/>
-                                <w:color w:val="000000"/>
-                                <w:sz w:val="28"/>
-                                <w:vertAlign w:val="baseline"/>
-                              </w:rPr>
-                              <w:br w:type="textWrapping"/>
-                            </w:r>
-                            <w:r>
-                              <w:rPr>
-                                <w:rFonts w:ascii="Arial" w:cs="Arial" w:eastAsia="Arial" w:hAnsi="Arial"/>
-                                <w:b w:val="0"/>
-                                <w:i w:val="0"/>
-                                <w:smallCaps w:val="0"/>
-                                <w:strike w:val="0"/>
-                                <w:color w:val="000000"/>
-                                <w:sz w:val="22"/>
-                                <w:vertAlign w:val="baseline"/>
-                              </w:rPr>
-                              <w:t xml:space="preserve">{{nome_contratante}} </w:t>
+                                <w:sz w:val="22"/>
+                                <w:vertAlign w:val="baseline"/>
+                              </w:rPr>
+                              <w:t xml:space="preserve">Contratada: </w:t>
+                            </w:r>
+                            <w:r>
+                              <w:rPr>
+                                <w:rFonts w:ascii="Roboto Mono" w:cs="Roboto Mono" w:eastAsia="Roboto Mono" w:hAnsi="Roboto Mono"/>
+                                <w:b w:val="0"/>
+                                <w:i w:val="0"/>
+                                <w:smallCaps w:val="0"/>
+                                <w:strike w:val="0"/>
+                                <w:color w:val="188038"/>
+                                <w:sz w:val="22"/>
+                                <w:vertAlign w:val="baseline"/>
+                              </w:rPr>
+                              <w:t xml:space="preserve">{{nome_contratada}}</w:t>
+                            </w:r>
+                            <w:r>
+                              <w:rPr>
+                                <w:rFonts w:ascii="Arial" w:cs="Arial" w:eastAsia="Arial" w:hAnsi="Arial"/>
+                                <w:b w:val="0"/>
+                                <w:i w:val="0"/>
+                                <w:smallCaps w:val="0"/>
+                                <w:strike w:val="0"/>
+                                <w:color w:val="000000"/>
+                                <w:sz w:val="22"/>
+                                <w:vertAlign w:val="baseline"/>
+                              </w:rPr>
+                              <w:t xml:space="preserve"> </w:t>
+                            </w:r>
+                          </w:p>
+                          <w:p>
+                            <w:pPr>
+                              <w:spacing w:after="0" w:before="0" w:line="240"/>
+                              <w:ind w:left="0" w:right="0" w:firstLine="0"/>
+                              <w:jc w:val="left"/>
+                              <w:textDirection w:val="btLr"/>
+                            </w:pPr>
+                            <w:r>
+                              <w:rPr>
+                                <w:rFonts w:ascii="Arial" w:cs="Arial" w:eastAsia="Arial" w:hAnsi="Arial"/>
+                                <w:b w:val="0"/>
+                                <w:i w:val="0"/>
+                                <w:smallCaps w:val="0"/>
+                                <w:strike w:val="0"/>
+                                <w:color w:val="000000"/>
+                                <w:sz w:val="22"/>
+                                <w:vertAlign w:val="baseline"/>
+                              </w:rPr>
+                            </w:r>
+                            <w:r>
+                              <w:rPr>
+                                <w:rFonts w:ascii="Arial" w:cs="Arial" w:eastAsia="Arial" w:hAnsi="Arial"/>
+                                <w:b w:val="0"/>
+                                <w:i w:val="0"/>
+                                <w:smallCaps w:val="0"/>
+                                <w:strike w:val="0"/>
+                                <w:color w:val="000000"/>
+                                <w:sz w:val="22"/>
+                                <w:vertAlign w:val="baseline"/>
+                              </w:rPr>
+                              <w:t xml:space="preserve">CNPJ: </w:t>
+                            </w:r>
+                            <w:r>
+                              <w:rPr>
+                                <w:rFonts w:ascii="Roboto Mono" w:cs="Roboto Mono" w:eastAsia="Roboto Mono" w:hAnsi="Roboto Mono"/>
+                                <w:b w:val="0"/>
+                                <w:i w:val="0"/>
+                                <w:smallCaps w:val="0"/>
+                                <w:strike w:val="0"/>
+                                <w:color w:val="188038"/>
+                                <w:sz w:val="22"/>
+                                <w:vertAlign w:val="baseline"/>
+                              </w:rPr>
+                              <w:t xml:space="preserve">{{cnpj_</w:t>
+                            </w:r>
+                            <w:r>
+                              <w:rPr>
+                                <w:rFonts w:ascii="Roboto Mono" w:cs="Roboto Mono" w:eastAsia="Roboto Mono" w:hAnsi="Roboto Mono"/>
+                                <w:b w:val="0"/>
+                                <w:i w:val="0"/>
+                                <w:smallCaps w:val="0"/>
+                                <w:strike w:val="0"/>
+                                <w:color w:val="188038"/>
+                                <w:sz w:val="22"/>
+                                <w:vertAlign w:val="baseline"/>
+                              </w:rPr>
+                              <w:t xml:space="preserve">contratada</w:t>
+                            </w:r>
+                            <w:r>
+                              <w:rPr>
+                                <w:rFonts w:ascii="Roboto Mono" w:cs="Roboto Mono" w:eastAsia="Roboto Mono" w:hAnsi="Roboto Mono"/>
+                                <w:b w:val="0"/>
+                                <w:i w:val="0"/>
+                                <w:smallCaps w:val="0"/>
+                                <w:strike w:val="0"/>
+                                <w:color w:val="188038"/>
+                                <w:sz w:val="22"/>
+                                <w:vertAlign w:val="baseline"/>
+                              </w:rPr>
+                              <w:t xml:space="preserve">}}</w:t>
+                            </w:r>
+                            <w:r>
+                              <w:rPr>
+                                <w:rFonts w:ascii="Arial" w:cs="Arial" w:eastAsia="Arial" w:hAnsi="Arial"/>
+                                <w:b w:val="0"/>
+                                <w:i w:val="0"/>
+                                <w:smallCaps w:val="0"/>
+                                <w:strike w:val="0"/>
+                                <w:color w:val="000000"/>
+                                <w:sz w:val="22"/>
+                                <w:vertAlign w:val="baseline"/>
+                              </w:rPr>
+                              <w:t xml:space="preserve"> </w:t>
+                            </w:r>
+                          </w:p>
+                          <w:p>
+                            <w:pPr>
+                              <w:spacing w:after="0" w:before="0" w:line="240"/>
+                              <w:ind w:left="0" w:right="0" w:firstLine="0"/>
+                              <w:jc w:val="left"/>
+                              <w:textDirection w:val="btLr"/>
+                            </w:pPr>
+                            <w:r>
+                              <w:rPr>
+                                <w:rFonts w:ascii="Arial" w:cs="Arial" w:eastAsia="Arial" w:hAnsi="Arial"/>
+                                <w:b w:val="0"/>
+                                <w:i w:val="0"/>
+                                <w:smallCaps w:val="0"/>
+                                <w:strike w:val="0"/>
+                                <w:color w:val="000000"/>
+                                <w:sz w:val="22"/>
+                                <w:vertAlign w:val="baseline"/>
+                              </w:rPr>
+                            </w:r>
+                            <w:r>
+                              <w:rPr>
+                                <w:rFonts w:ascii="Arial" w:cs="Arial" w:eastAsia="Arial" w:hAnsi="Arial"/>
+                                <w:b w:val="0"/>
+                                <w:i w:val="0"/>
+                                <w:smallCaps w:val="0"/>
+                                <w:strike w:val="0"/>
+                                <w:color w:val="000000"/>
+                                <w:sz w:val="22"/>
+                                <w:vertAlign w:val="baseline"/>
+                              </w:rPr>
+                              <w:t xml:space="preserve">Endereço: </w:t>
+                            </w:r>
+                            <w:r>
+                              <w:rPr>
+                                <w:rFonts w:ascii="Roboto Mono" w:cs="Roboto Mono" w:eastAsia="Roboto Mono" w:hAnsi="Roboto Mono"/>
+                                <w:b w:val="0"/>
+                                <w:i w:val="0"/>
+                                <w:smallCaps w:val="0"/>
+                                <w:strike w:val="0"/>
+                                <w:color w:val="188038"/>
+                                <w:sz w:val="22"/>
+                                <w:vertAlign w:val="baseline"/>
+                              </w:rPr>
+                              <w:t xml:space="preserve">{{endereco_</w:t>
+                            </w:r>
+                            <w:r>
+                              <w:rPr>
+                                <w:rFonts w:ascii="Roboto Mono" w:cs="Roboto Mono" w:eastAsia="Roboto Mono" w:hAnsi="Roboto Mono"/>
+                                <w:b w:val="0"/>
+                                <w:i w:val="0"/>
+                                <w:smallCaps w:val="0"/>
+                                <w:strike w:val="0"/>
+                                <w:color w:val="188038"/>
+                                <w:sz w:val="22"/>
+                                <w:vertAlign w:val="baseline"/>
+                              </w:rPr>
+                              <w:t xml:space="preserve">contratada</w:t>
+                            </w:r>
+                            <w:r>
+                              <w:rPr>
+                                <w:rFonts w:ascii="Roboto Mono" w:cs="Roboto Mono" w:eastAsia="Roboto Mono" w:hAnsi="Roboto Mono"/>
+                                <w:b w:val="0"/>
+                                <w:i w:val="0"/>
+                                <w:smallCaps w:val="0"/>
+                                <w:strike w:val="0"/>
+                                <w:color w:val="188038"/>
+                                <w:sz w:val="22"/>
+                                <w:vertAlign w:val="baseline"/>
+                              </w:rPr>
+                              <w:t xml:space="preserve">}}</w:t>
+                            </w:r>
+                            <w:r>
+                              <w:rPr>
+                                <w:rFonts w:ascii="Arial" w:cs="Arial" w:eastAsia="Arial" w:hAnsi="Arial"/>
+                                <w:b w:val="0"/>
+                                <w:i w:val="0"/>
+                                <w:smallCaps w:val="0"/>
+                                <w:strike w:val="0"/>
+                                <w:color w:val="000000"/>
+                                <w:sz w:val="22"/>
+                                <w:vertAlign w:val="baseline"/>
+                              </w:rPr>
+                              <w:t xml:space="preserve"> </w:t>
+                            </w:r>
+                          </w:p>
+                          <w:p>
+                            <w:pPr>
+                              <w:spacing w:after="0" w:before="0" w:line="240"/>
+                              <w:ind w:left="0" w:right="0" w:firstLine="0"/>
+                              <w:jc w:val="left"/>
+                              <w:textDirection w:val="btLr"/>
+                            </w:pPr>
+                            <w:r>
+                              <w:rPr>
+                                <w:rFonts w:ascii="Arial" w:cs="Arial" w:eastAsia="Arial" w:hAnsi="Arial"/>
+                                <w:b w:val="0"/>
+                                <w:i w:val="0"/>
+                                <w:smallCaps w:val="0"/>
+                                <w:strike w:val="0"/>
+                                <w:color w:val="000000"/>
+                                <w:sz w:val="22"/>
+                                <w:vertAlign w:val="baseline"/>
+                              </w:rPr>
+                            </w:r>
+                            <w:r>
+                              <w:rPr>
+                                <w:rFonts w:ascii="Arial" w:cs="Arial" w:eastAsia="Arial" w:hAnsi="Arial"/>
+                                <w:b w:val="0"/>
+                                <w:i w:val="0"/>
+                                <w:smallCaps w:val="0"/>
+                                <w:strike w:val="0"/>
+                                <w:color w:val="000000"/>
+                                <w:sz w:val="22"/>
+                                <w:vertAlign w:val="baseline"/>
+                              </w:rPr>
+                              <w:t xml:space="preserve">Representante: </w:t>
+                            </w:r>
+                            <w:r>
+                              <w:rPr>
+                                <w:rFonts w:ascii="Roboto Mono" w:cs="Roboto Mono" w:eastAsia="Roboto Mono" w:hAnsi="Roboto Mono"/>
+                                <w:b w:val="0"/>
+                                <w:i w:val="0"/>
+                                <w:smallCaps w:val="0"/>
+                                <w:strike w:val="0"/>
+                                <w:color w:val="188038"/>
+                                <w:sz w:val="22"/>
+                                <w:vertAlign w:val="baseline"/>
+                              </w:rPr>
+                              <w:t xml:space="preserve">{{repr_</w:t>
+                            </w:r>
+                            <w:r>
+                              <w:rPr>
+                                <w:rFonts w:ascii="Roboto Mono" w:cs="Roboto Mono" w:eastAsia="Roboto Mono" w:hAnsi="Roboto Mono"/>
+                                <w:b w:val="0"/>
+                                <w:i w:val="0"/>
+                                <w:smallCaps w:val="0"/>
+                                <w:strike w:val="0"/>
+                                <w:color w:val="188038"/>
+                                <w:sz w:val="22"/>
+                                <w:vertAlign w:val="baseline"/>
+                              </w:rPr>
+                              <w:t xml:space="preserve">contratada</w:t>
+                            </w:r>
+                            <w:r>
+                              <w:rPr>
+                                <w:rFonts w:ascii="Roboto Mono" w:cs="Roboto Mono" w:eastAsia="Roboto Mono" w:hAnsi="Roboto Mono"/>
+                                <w:b w:val="0"/>
+                                <w:i w:val="0"/>
+                                <w:smallCaps w:val="0"/>
+                                <w:strike w:val="0"/>
+                                <w:color w:val="188038"/>
+                                <w:sz w:val="22"/>
+                                <w:vertAlign w:val="baseline"/>
+                              </w:rPr>
+                              <w:t xml:space="preserve">}}</w:t>
+                            </w:r>
+                            <w:r>
+                              <w:rPr>
+                                <w:rFonts w:ascii="Arial" w:cs="Arial" w:eastAsia="Arial" w:hAnsi="Arial"/>
+                                <w:b w:val="0"/>
+                                <w:i w:val="0"/>
+                                <w:smallCaps w:val="0"/>
+                                <w:strike w:val="0"/>
+                                <w:color w:val="000000"/>
+                                <w:sz w:val="22"/>
+                                <w:vertAlign w:val="baseline"/>
+                              </w:rPr>
+                              <w:t xml:space="preserve"> </w:t>
+                            </w:r>
+                          </w:p>
+                          <w:p>
+                            <w:pPr>
+                              <w:spacing w:after="0" w:before="0" w:line="240"/>
+                              <w:ind w:left="0" w:right="0" w:firstLine="0"/>
+                              <w:jc w:val="left"/>
+                              <w:textDirection w:val="btLr"/>
+                            </w:pPr>
+                            <w:r>
+                              <w:rPr>
+                                <w:rFonts w:ascii="Arial" w:cs="Arial" w:eastAsia="Arial" w:hAnsi="Arial"/>
+                                <w:b w:val="0"/>
+                                <w:i w:val="0"/>
+                                <w:smallCaps w:val="0"/>
+                                <w:strike w:val="0"/>
+                                <w:color w:val="000000"/>
+                                <w:sz w:val="22"/>
+                                <w:vertAlign w:val="baseline"/>
+                              </w:rPr>
+                            </w:r>
+                            <w:r>
+                              <w:rPr>
+                                <w:rFonts w:ascii="Arial" w:cs="Arial" w:eastAsia="Arial" w:hAnsi="Arial"/>
+                                <w:b w:val="0"/>
+                                <w:i w:val="0"/>
+                                <w:smallCaps w:val="0"/>
+                                <w:strike w:val="0"/>
+                                <w:color w:val="000000"/>
+                                <w:sz w:val="22"/>
+                                <w:vertAlign w:val="baseline"/>
+                              </w:rPr>
+                              <w:t xml:space="preserve">(CPF: </w:t>
+                            </w:r>
+                            <w:r>
+                              <w:rPr>
+                                <w:rFonts w:ascii="Roboto Mono" w:cs="Roboto Mono" w:eastAsia="Roboto Mono" w:hAnsi="Roboto Mono"/>
+                                <w:b w:val="0"/>
+                                <w:i w:val="0"/>
+                                <w:smallCaps w:val="0"/>
+                                <w:strike w:val="0"/>
+                                <w:color w:val="188038"/>
+                                <w:sz w:val="22"/>
+                                <w:vertAlign w:val="baseline"/>
+                              </w:rPr>
+                              <w:t xml:space="preserve">{{cpf_repr_</w:t>
+                            </w:r>
+                            <w:r>
+                              <w:rPr>
+                                <w:rFonts w:ascii="Roboto Mono" w:cs="Roboto Mono" w:eastAsia="Roboto Mono" w:hAnsi="Roboto Mono"/>
+                                <w:b w:val="0"/>
+                                <w:i w:val="0"/>
+                                <w:smallCaps w:val="0"/>
+                                <w:strike w:val="0"/>
+                                <w:color w:val="188038"/>
+                                <w:sz w:val="22"/>
+                                <w:vertAlign w:val="baseline"/>
+                              </w:rPr>
+                              <w:t xml:space="preserve">contratada</w:t>
+                            </w:r>
+                            <w:r>
+                              <w:rPr>
+                                <w:rFonts w:ascii="Roboto Mono" w:cs="Roboto Mono" w:eastAsia="Roboto Mono" w:hAnsi="Roboto Mono"/>
+                                <w:b w:val="0"/>
+                                <w:i w:val="0"/>
+                                <w:smallCaps w:val="0"/>
+                                <w:strike w:val="0"/>
+                                <w:color w:val="188038"/>
+                                <w:sz w:val="22"/>
+                                <w:vertAlign w:val="baseline"/>
+                              </w:rPr>
+                              <w:t xml:space="preserve">}}</w:t>
+                            </w:r>
+                            <w:r>
+                              <w:rPr>
+                                <w:rFonts w:ascii="Arial" w:cs="Arial" w:eastAsia="Arial" w:hAnsi="Arial"/>
+                                <w:b w:val="0"/>
+                                <w:i w:val="0"/>
+                                <w:smallCaps w:val="0"/>
+                                <w:strike w:val="0"/>
+                                <w:color w:val="000000"/>
+                                <w:sz w:val="22"/>
+                                <w:vertAlign w:val="baseline"/>
+                              </w:rPr>
+                              <w:t xml:space="preserve">) </w:t>
                             </w:r>
                           </w:p>
                         </w:txbxContent>
@@ -193,17 +912,493 @@
         <w:rPr>
           <w:rtl w:val="0"/>
         </w:rPr>
-      </w:r>
-    </w:p>
-    <w:p>
-      <w:pPr>
-        <w:rPr/>
-      </w:pPr>
-      <w:r>
-        <w:rPr>
-          <w:rtl w:val="0"/>
-        </w:rPr>
         <w:t xml:space="preserve">{% if incluir_multas %} CLÁUSULA DE MULTAS: Caso ocorra atraso, incidirá multa de 10% sobre o valor. {% endif %} </w:t>
+      </w:r>
+    </w:p>
+    <w:p>
+      <w:pPr>
+        <w:rPr/>
+      </w:pPr>
+      <w:r>
+        <w:rPr>
+          <w:rtl w:val="0"/>
+        </w:rPr>
+      </w:r>
+    </w:p>
+    <w:p>
+      <w:pPr>
+        <w:rPr/>
+      </w:pPr>
+      <w:r>
+        <w:rPr>
+          <w:rtl w:val="0"/>
+        </w:rPr>
+      </w:r>
+    </w:p>
+    <w:p>
+      <w:pPr>
+        <w:rPr/>
+      </w:pPr>
+      <w:r>
+        <w:rPr>
+          <w:rtl w:val="0"/>
+        </w:rPr>
+      </w:r>
+    </w:p>
+    <w:p>
+      <w:pPr>
+        <w:rPr/>
+      </w:pPr>
+      <w:r>
+        <w:rPr/>
+        <mc:AlternateContent>
+          <mc:Choice Requires="wpg">
+            <w:drawing>
+              <wp:inline distB="114300" distT="114300" distL="114300" distR="114300">
+                <wp:extent cx="5731200" cy="609600"/>
+                <wp:effectExtent b="0" l="0" r="0" t="0"/>
+                <wp:docPr id="4" name=""/>
+                <a:graphic>
+                  <a:graphicData uri="http://schemas.microsoft.com/office/word/2010/wordprocessingShape">
+                    <wps:wsp>
+                      <wps:cNvSpPr/>
+                      <wps:cNvPr id="3" name="Shape 3"/>
+                      <wps:spPr>
+                        <a:xfrm>
+                          <a:off x="393400" y="419175"/>
+                          <a:ext cx="6912900" cy="710700"/>
+                        </a:xfrm>
+                        <a:prstGeom prst="roundRect">
+                          <a:avLst>
+                            <a:gd fmla="val 16667" name="adj"/>
+                          </a:avLst>
+                        </a:prstGeom>
+                        <a:solidFill>
+                          <a:srgbClr val="CFE2F3"/>
+                        </a:solidFill>
+                        <a:ln cap="flat" cmpd="sng" w="9525">
+                          <a:solidFill>
+                            <a:srgbClr val="000000"/>
+                          </a:solidFill>
+                          <a:prstDash val="solid"/>
+                          <a:round/>
+                          <a:headEnd len="sm" w="sm" type="none"/>
+                          <a:tailEnd len="sm" w="sm" type="none"/>
+                        </a:ln>
+                      </wps:spPr>
+                      <wps:txbx>
+                        <w:txbxContent>
+                          <w:p>
+                            <w:pPr>
+                              <w:spacing w:after="0" w:before="0" w:line="240"/>
+                              <w:ind w:left="0" w:right="0" w:firstLine="0"/>
+                              <w:jc w:val="center"/>
+                              <w:textDirection w:val="btLr"/>
+                            </w:pPr>
+                            <w:r>
+                              <w:rPr>
+                                <w:rFonts w:ascii="Roboto Mono" w:cs="Roboto Mono" w:eastAsia="Roboto Mono" w:hAnsi="Roboto Mono"/>
+                                <w:b w:val="0"/>
+                                <w:i w:val="0"/>
+                                <w:smallCaps w:val="0"/>
+                                <w:strike w:val="0"/>
+                                <w:color w:val="188038"/>
+                                <w:sz w:val="22"/>
+                                <w:vertAlign w:val="baseline"/>
+                              </w:rPr>
+                              <w:t xml:space="preserve">No caso de problemas contratuais o foro da cidade de {{foro_cidade}} será o local para resolver os problemas</w:t>
+                            </w:r>
+                            <w:r>
+                              <w:rPr>
+                                <w:rFonts w:ascii="Arial" w:cs="Arial" w:eastAsia="Arial" w:hAnsi="Arial"/>
+                                <w:b w:val="0"/>
+                                <w:i w:val="0"/>
+                                <w:smallCaps w:val="0"/>
+                                <w:strike w:val="0"/>
+                                <w:color w:val="000000"/>
+                                <w:sz w:val="22"/>
+                                <w:vertAlign w:val="baseline"/>
+                              </w:rPr>
+                              <w:t xml:space="preserve"> </w:t>
+                            </w:r>
+                          </w:p>
+                        </w:txbxContent>
+                      </wps:txbx>
+                      <wps:bodyPr anchorCtr="0" anchor="ctr" bIns="91425" lIns="91425" spcFirstLastPara="1" rIns="91425" wrap="square" tIns="91425">
+                        <a:noAutofit/>
+                      </wps:bodyPr>
+                    </wps:wsp>
+                  </a:graphicData>
+                </a:graphic>
+              </wp:inline>
+            </w:drawing>
+          </mc:Choice>
+          <mc:Fallback>
+            <w:drawing>
+              <wp:inline distB="114300" distT="114300" distL="114300" distR="114300">
+                <wp:extent cx="5731200" cy="609600"/>
+                <wp:effectExtent b="0" l="0" r="0" t="0"/>
+                <wp:docPr id="4" name="image4.png"/>
+                <a:graphic>
+                  <a:graphicData uri="http://schemas.openxmlformats.org/drawingml/2006/picture">
+                    <pic:pic>
+                      <pic:nvPicPr>
+                        <pic:cNvPr id="0" name="image4.png"/>
+                        <pic:cNvPicPr preferRelativeResize="0"/>
+                      </pic:nvPicPr>
+                      <pic:blipFill>
+                        <a:blip r:embed="rId6"/>
+                        <a:srcRect/>
+                        <a:stretch>
+                          <a:fillRect/>
+                        </a:stretch>
+                      </pic:blipFill>
+                      <pic:spPr>
+                        <a:xfrm>
+                          <a:off x="0" y="0"/>
+                          <a:ext cx="5731200" cy="609600"/>
+                        </a:xfrm>
+                        <a:prstGeom prst="rect"/>
+                        <a:ln/>
+                      </pic:spPr>
+                    </pic:pic>
+                  </a:graphicData>
+                </a:graphic>
+              </wp:inline>
+            </w:drawing>
+          </mc:Fallback>
+        </mc:AlternateContent>
+      </w:r>
+      <w:r>
+        <w:rPr>
+          <w:rtl w:val="0"/>
+        </w:rPr>
+      </w:r>
+    </w:p>
+    <w:p>
+      <w:pPr>
+        <w:rPr/>
+      </w:pPr>
+      <w:r>
+        <w:rPr>
+          <w:rtl w:val="0"/>
+        </w:rPr>
+      </w:r>
+    </w:p>
+    <w:p>
+      <w:pPr>
+        <w:rPr/>
+      </w:pPr>
+      <w:r>
+        <w:rPr/>
+        <mc:AlternateContent>
+          <mc:Choice Requires="wpg">
+            <w:drawing>
+              <wp:inline distB="114300" distT="114300" distL="114300" distR="114300">
+                <wp:extent cx="5731200" cy="1692593"/>
+                <wp:effectExtent b="0" l="0" r="0" t="0"/>
+                <wp:docPr id="3" name=""/>
+                <a:graphic>
+                  <a:graphicData uri="http://schemas.microsoft.com/office/word/2010/wordprocessingShape">
+                    <wps:wsp>
+                      <wps:cNvSpPr/>
+                      <wps:cNvPr id="3" name="Shape 3"/>
+                      <wps:spPr>
+                        <a:xfrm>
+                          <a:off x="393400" y="419175"/>
+                          <a:ext cx="6912900" cy="2030100"/>
+                        </a:xfrm>
+                        <a:prstGeom prst="roundRect">
+                          <a:avLst>
+                            <a:gd fmla="val 16667" name="adj"/>
+                          </a:avLst>
+                        </a:prstGeom>
+                        <a:solidFill>
+                          <a:srgbClr val="CFE2F3"/>
+                        </a:solidFill>
+                        <a:ln cap="flat" cmpd="sng" w="9525">
+                          <a:solidFill>
+                            <a:srgbClr val="000000"/>
+                          </a:solidFill>
+                          <a:prstDash val="solid"/>
+                          <a:round/>
+                          <a:headEnd len="sm" w="sm" type="none"/>
+                          <a:tailEnd len="sm" w="sm" type="none"/>
+                        </a:ln>
+                      </wps:spPr>
+                      <wps:txbx>
+                        <w:txbxContent>
+                          <w:p>
+                            <w:pPr>
+                              <w:spacing w:after="0" w:before="0" w:line="240"/>
+                              <w:ind w:left="0" w:right="0" w:firstLine="0"/>
+                              <w:jc w:val="center"/>
+                              <w:textDirection w:val="btLr"/>
+                            </w:pPr>
+                            <w:r>
+                              <w:rPr>
+                                <w:rFonts w:ascii="Roboto Mono" w:cs="Roboto Mono" w:eastAsia="Roboto Mono" w:hAnsi="Roboto Mono"/>
+                                <w:b w:val="0"/>
+                                <w:i w:val="0"/>
+                                <w:smallCaps w:val="0"/>
+                                <w:strike w:val="0"/>
+                                <w:color w:val="188038"/>
+                                <w:sz w:val="22"/>
+                                <w:vertAlign w:val="baseline"/>
+                              </w:rPr>
+                              <w:t xml:space="preserve">Data: {{data_assinatura}}</w:t>
+                            </w:r>
+                            <w:r>
+                              <w:rPr>
+                                <w:rFonts w:ascii="Arial" w:cs="Arial" w:eastAsia="Arial" w:hAnsi="Arial"/>
+                                <w:b w:val="0"/>
+                                <w:i w:val="0"/>
+                                <w:smallCaps w:val="0"/>
+                                <w:strike w:val="0"/>
+                                <w:color w:val="000000"/>
+                                <w:sz w:val="22"/>
+                                <w:vertAlign w:val="baseline"/>
+                              </w:rPr>
+                              <w:t xml:space="preserve"> </w:t>
+                            </w:r>
+                          </w:p>
+                          <w:p>
+                            <w:pPr>
+                              <w:spacing w:after="0" w:before="0" w:line="240"/>
+                              <w:ind w:left="0" w:right="0" w:firstLine="0"/>
+                              <w:jc w:val="center"/>
+                              <w:textDirection w:val="btLr"/>
+                            </w:pPr>
+                            <w:r>
+                              <w:rPr>
+                                <w:rFonts w:ascii="Arial" w:cs="Arial" w:eastAsia="Arial" w:hAnsi="Arial"/>
+                                <w:b w:val="0"/>
+                                <w:i w:val="0"/>
+                                <w:smallCaps w:val="0"/>
+                                <w:strike w:val="0"/>
+                                <w:color w:val="000000"/>
+                                <w:sz w:val="22"/>
+                                <w:vertAlign w:val="baseline"/>
+                              </w:rPr>
+                            </w:r>
+                          </w:p>
+                          <w:p>
+                            <w:pPr>
+                              <w:spacing w:after="0" w:before="0" w:line="240"/>
+                              <w:ind w:left="0" w:right="0" w:firstLine="0"/>
+                              <w:jc w:val="center"/>
+                              <w:textDirection w:val="btLr"/>
+                            </w:pPr>
+                            <w:r>
+                              <w:rPr>
+                                <w:rFonts w:ascii="Arial" w:cs="Arial" w:eastAsia="Arial" w:hAnsi="Arial"/>
+                                <w:b w:val="0"/>
+                                <w:i w:val="0"/>
+                                <w:smallCaps w:val="0"/>
+                                <w:strike w:val="0"/>
+                                <w:color w:val="000000"/>
+                                <w:sz w:val="22"/>
+                                <w:vertAlign w:val="baseline"/>
+                              </w:rPr>
+                            </w:r>
+                          </w:p>
+                          <w:p>
+                            <w:pPr>
+                              <w:spacing w:after="0" w:before="0" w:line="240"/>
+                              <w:ind w:left="0" w:right="0" w:firstLine="0"/>
+                              <w:jc w:val="center"/>
+                              <w:textDirection w:val="btLr"/>
+                            </w:pPr>
+                            <w:r>
+                              <w:rPr>
+                                <w:rFonts w:ascii="Arial" w:cs="Arial" w:eastAsia="Arial" w:hAnsi="Arial"/>
+                                <w:b w:val="0"/>
+                                <w:i w:val="0"/>
+                                <w:smallCaps w:val="0"/>
+                                <w:strike w:val="0"/>
+                                <w:color w:val="000000"/>
+                                <w:sz w:val="22"/>
+                                <w:vertAlign w:val="baseline"/>
+                              </w:rPr>
+                            </w:r>
+                            <w:r>
+                              <w:rPr>
+                                <w:rFonts w:ascii="Arial" w:cs="Arial" w:eastAsia="Arial" w:hAnsi="Arial"/>
+                                <w:b w:val="0"/>
+                                <w:i w:val="0"/>
+                                <w:smallCaps w:val="0"/>
+                                <w:strike w:val="0"/>
+                                <w:color w:val="000000"/>
+                                <w:sz w:val="22"/>
+                                <w:vertAlign w:val="baseline"/>
+                              </w:rPr>
+                              <w:t xml:space="preserve">Contratante :_____________________                         Contratada:______________________</w:t>
+                            </w:r>
+                          </w:p>
+                          <w:p>
+                            <w:pPr>
+                              <w:spacing w:after="0" w:before="0" w:line="240"/>
+                              <w:ind w:left="0" w:right="0" w:firstLine="0"/>
+                              <w:jc w:val="center"/>
+                              <w:textDirection w:val="btLr"/>
+                            </w:pPr>
+                            <w:r>
+                              <w:rPr>
+                                <w:rFonts w:ascii="Arial" w:cs="Arial" w:eastAsia="Arial" w:hAnsi="Arial"/>
+                                <w:b w:val="0"/>
+                                <w:i w:val="0"/>
+                                <w:smallCaps w:val="0"/>
+                                <w:strike w:val="0"/>
+                                <w:color w:val="000000"/>
+                                <w:sz w:val="22"/>
+                                <w:vertAlign w:val="baseline"/>
+                              </w:rPr>
+                            </w:r>
+                          </w:p>
+                          <w:p>
+                            <w:pPr>
+                              <w:spacing w:after="0" w:before="0" w:line="240"/>
+                              <w:ind w:left="0" w:right="0" w:firstLine="0"/>
+                              <w:jc w:val="center"/>
+                              <w:textDirection w:val="btLr"/>
+                            </w:pPr>
+                            <w:r>
+                              <w:rPr>
+                                <w:rFonts w:ascii="Arial" w:cs="Arial" w:eastAsia="Arial" w:hAnsi="Arial"/>
+                                <w:b w:val="0"/>
+                                <w:i w:val="0"/>
+                                <w:smallCaps w:val="0"/>
+                                <w:strike w:val="0"/>
+                                <w:color w:val="000000"/>
+                                <w:sz w:val="22"/>
+                                <w:vertAlign w:val="baseline"/>
+                              </w:rPr>
+                            </w:r>
+                          </w:p>
+                          <w:p>
+                            <w:pPr>
+                              <w:spacing w:after="0" w:before="0" w:line="240"/>
+                              <w:ind w:left="0" w:right="0" w:firstLine="0"/>
+                              <w:jc w:val="center"/>
+                              <w:textDirection w:val="btLr"/>
+                            </w:pPr>
+                            <w:r>
+                              <w:rPr>
+                                <w:rFonts w:ascii="Arial" w:cs="Arial" w:eastAsia="Arial" w:hAnsi="Arial"/>
+                                <w:b w:val="0"/>
+                                <w:i w:val="0"/>
+                                <w:smallCaps w:val="0"/>
+                                <w:strike w:val="0"/>
+                                <w:color w:val="000000"/>
+                                <w:sz w:val="22"/>
+                                <w:vertAlign w:val="baseline"/>
+                              </w:rPr>
+                            </w:r>
+                          </w:p>
+                          <w:p>
+                            <w:pPr>
+                              <w:spacing w:after="0" w:before="0" w:line="240"/>
+                              <w:ind w:left="0" w:right="0" w:firstLine="0"/>
+                              <w:jc w:val="center"/>
+                              <w:textDirection w:val="btLr"/>
+                            </w:pPr>
+                            <w:r>
+                              <w:rPr>
+                                <w:rFonts w:ascii="Arial" w:cs="Arial" w:eastAsia="Arial" w:hAnsi="Arial"/>
+                                <w:b w:val="0"/>
+                                <w:i w:val="0"/>
+                                <w:smallCaps w:val="0"/>
+                                <w:strike w:val="0"/>
+                                <w:color w:val="000000"/>
+                                <w:sz w:val="22"/>
+                                <w:vertAlign w:val="baseline"/>
+                              </w:rPr>
+                            </w:r>
+                            <w:r>
+                              <w:rPr>
+                                <w:rFonts w:ascii="Arial" w:cs="Arial" w:eastAsia="Arial" w:hAnsi="Arial"/>
+                                <w:b w:val="0"/>
+                                <w:i w:val="0"/>
+                                <w:smallCaps w:val="0"/>
+                                <w:strike w:val="0"/>
+                                <w:color w:val="000000"/>
+                                <w:sz w:val="22"/>
+                                <w:vertAlign w:val="baseline"/>
+                              </w:rPr>
+                              <w:t xml:space="preserve">Testemunha 1:____________________                          Testemunha 2:____________________</w:t>
+                            </w:r>
+                          </w:p>
+                        </w:txbxContent>
+                      </wps:txbx>
+                      <wps:bodyPr anchorCtr="0" anchor="ctr" bIns="91425" lIns="91425" spcFirstLastPara="1" rIns="91425" wrap="square" tIns="91425">
+                        <a:noAutofit/>
+                      </wps:bodyPr>
+                    </wps:wsp>
+                  </a:graphicData>
+                </a:graphic>
+              </wp:inline>
+            </w:drawing>
+          </mc:Choice>
+          <mc:Fallback>
+            <w:drawing>
+              <wp:inline distB="114300" distT="114300" distL="114300" distR="114300">
+                <wp:extent cx="5731200" cy="1692593"/>
+                <wp:effectExtent b="0" l="0" r="0" t="0"/>
+                <wp:docPr id="3" name="image3.png"/>
+                <a:graphic>
+                  <a:graphicData uri="http://schemas.openxmlformats.org/drawingml/2006/picture">
+                    <pic:pic>
+                      <pic:nvPicPr>
+                        <pic:cNvPr id="0" name="image3.png"/>
+                        <pic:cNvPicPr preferRelativeResize="0"/>
+                      </pic:nvPicPr>
+                      <pic:blipFill>
+                        <a:blip r:embed="rId6"/>
+                        <a:srcRect/>
+                        <a:stretch>
+                          <a:fillRect/>
+                        </a:stretch>
+                      </pic:blipFill>
+                      <pic:spPr>
+                        <a:xfrm>
+                          <a:off x="0" y="0"/>
+                          <a:ext cx="5731200" cy="1692593"/>
+                        </a:xfrm>
+                        <a:prstGeom prst="rect"/>
+                        <a:ln/>
+                      </pic:spPr>
+                    </pic:pic>
+                  </a:graphicData>
+                </a:graphic>
+              </wp:inline>
+            </w:drawing>
+          </mc:Fallback>
+        </mc:AlternateContent>
+      </w:r>
+      <w:r>
+        <w:rPr>
+          <w:rtl w:val="0"/>
+        </w:rPr>
+      </w:r>
+    </w:p>
+    <w:p>
+      <w:pPr>
+        <w:rPr/>
+      </w:pPr>
+      <w:r>
+        <w:rPr>
+          <w:rtl w:val="0"/>
+        </w:rPr>
+      </w:r>
+    </w:p>
+    <w:p>
+      <w:pPr>
+        <w:rPr/>
+      </w:pPr>
+      <w:r>
+        <w:rPr>
+          <w:rtl w:val="0"/>
+        </w:rPr>
       </w:r>
     </w:p>
     <w:p>
